--- a/projects/kdp-puzzle-press/first_book/files/anna_sen_menna_kdp_print.docx
+++ b/projects/kdp-puzzle-press/first_book/files/anna_sen_menna_kdp_print.docx
@@ -1093,7 +1093,7 @@
         <w:ind w:firstLine="360"/>
       </w:pPr>
       <w:r>
-        <w:t xml:space="preserve">She almost smiles. She's been coming up here since she was born, or came up here, and she knows what the ice is like in February. "Okay," she says.</w:t>
+        <w:t xml:space="preserve">She almost smiles. She's been coming up here since she was born — or had, once — and she knows what the ice is like in February. "Okay," she says.</w:t>
       </w:r>
     </w:p>
     <w:p>
@@ -1204,7 +1204,7 @@
         <w:t xml:space="preserve">stay off the lake</w:t>
       </w:r>
       <w:r>
-        <w:t xml:space="preserve">, his eyes finding hers, the brandy untouched in front of him — that one had gone in lower, under the sternum, and it's still there now, a small cold weight she can't talk herself out of, the way you can't talk yourself out of having swallowed something. Her body believed him before she'd decided whether to. Her body is still believing him.</w:t>
+        <w:t xml:space="preserve">, his eyes finding hers, the brandy forgotten in front of him — that one had gone in lower, under the sternum, and it's still there now, a small cold weight she can't talk herself out of, the way you can't talk yourself out of having swallowed something. Her body believed him before she'd decided whether to. Her body is still believing him.</w:t>
       </w:r>
     </w:p>
     <w:p>
@@ -3166,7 +3166,7 @@
         <w:ind w:firstLine="360"/>
       </w:pPr>
       <w:r>
-        <w:t xml:space="preserve">The prints are small. No animal she can think of makes prints that shape and that size. She got her phone and she looked it up two nights ago — she'd spent an hour with her phone going through every animal in the U.P., comparing paw prints and hoof prints and claw marks, and nothing matched. She had put the phone away and not looked it up again.</w:t>
+        <w:t xml:space="preserve">The prints are small. No animal she can think of makes prints that shape and that size. She'd gotten her phone and looked it up two nights ago — she'd spent an hour going through every animal in the U.P., comparing paw prints and hoof prints and claw marks, and nothing matched. She had put the phone away and not looked it up again.</w:t>
       </w:r>
     </w:p>
     <w:p>
@@ -3841,16 +3841,16 @@
         <w:ind w:firstLine="360"/>
       </w:pPr>
       <w:r>
-        <w:t xml:space="preserve">She doesn't look back at the lake.</w:t>
-      </w:r>
-    </w:p>
-    <w:p>
-      <w:pPr>
-        <w:jc w:val="both"/>
-        <w:ind w:firstLine="360"/>
-      </w:pPr>
-      <w:r>
-        <w:t xml:space="preserve">She almost doesn't.</w:t>
+        <w:t xml:space="preserve">She almost doesn't look back at the lake.</w:t>
+      </w:r>
+    </w:p>
+    <w:p>
+      <w:pPr>
+        <w:jc w:val="both"/>
+        <w:ind w:firstLine="360"/>
+      </w:pPr>
+      <w:r>
+        <w:t xml:space="preserve">She does.</w:t>
       </w:r>
     </w:p>
     <w:p>
@@ -9867,7 +9867,7 @@
         <w:ind w:firstLine="360"/>
       </w:pPr>
       <w:r>
-        <w:t xml:space="preserve">"He never named the fourth," Marta says. "Said three and then stopped, and I always thought he didn't know it, and then I got older and understood he knew it and wouldn't say it because the fourth was nobody. The fourth line died out. Risto Mäkelä's boy, no children." She glances at Mikko, who carries that blood from the side that lived. "I'm sorry. I don't mean nobody."</w:t>
+        <w:t xml:space="preserve">"He never named the fourth," Marta says. "Said three and then stopped, and I always thought he didn't know it, and then I got older and understood he knew it and wouldn't say it because the fourth was nobody. The fourth line died out. Risto Mäkelä's boy, no sons." She glances at Mikko, who carries that blood from the side that lived. "I'm sorry. I don't mean nobody."</w:t>
       </w:r>
     </w:p>
     <w:p>
@@ -9894,7 +9894,7 @@
         <w:ind w:firstLine="360"/>
       </w:pPr>
       <w:r>
-        <w:t xml:space="preserve">"My father said the same," Erik says. Low. "Almost the word for word. They went out to a cabin." He keeps both hands flat on the table and does not touch the cup. "Fifty years I've had that sentence and never the end of it. A man learns not to want the end of a sentence like that."</w:t>
+        <w:t xml:space="preserve">"My father said the same," Erik says. Low. "Almost word for word. They went out to a cabin." He keeps both hands flat on the table and does not touch the cup. "Fifty years I've had that sentence and never the end of it. A man learns not to want the end of a sentence like that."</w:t>
       </w:r>
     </w:p>
     <w:p>
